--- a/crochet-curio/assets/patterns/rosie-beanie-pattern.docx
+++ b/crochet-curio/assets/patterns/rosie-beanie-pattern.docx
@@ -106,22 +106,6 @@
         <w:rPr>
           <w:lang w:val="en-GB" w:bidi="en-GB"/>
         </w:rPr>
-        <w:t xml:space="preserve">The text size is yours to set: Ctrl and + in a browser, Word's zoom in the Word file. The text reflows either way.</w:t>
-      </w:r>
-    </w:p>
-    <w:p>
-      <w:pPr>
-        <w:pStyle w:val="ListParagraph"/>
-        <w:numPr>
-          <w:ilvl w:val="0"/>
-          <w:numId w:val="2"/>
-        </w:numPr>
-        <w:spacing w:after="120"/>
-      </w:pPr>
-      <w:r>
-        <w:rPr>
-          <w:lang w:val="en-GB" w:bidi="en-GB"/>
-        </w:rPr>
         <w:t xml:space="preserve">No italics are used anywhere.</w:t>
       </w:r>
     </w:p>
@@ -226,7 +210,7 @@
         </w:rPr>
         <w:t xml:space="preserve">If anything in this pattern is wrong, unclear, or does not read properly with your screen reader, please write to </w:t>
       </w:r>
-      <w:hyperlink w:history="1" r:id="rIdgpgtxx9toqjqujyvn-cey">
+      <w:hyperlink w:history="1" r:id="rIdmedyx_bzf6zk-uyqscb5r">
         <w:r>
           <w:rPr>
             <w:rStyle w:val="Hyperlink"/>
